--- a/klagomål/Tyresta naturreservat med skogsbruk FSC-klagomål.docx
+++ b/klagomål/Tyresta naturreservat med skogsbruk FSC-klagomål.docx
@@ -168,7 +168,7 @@
     </w:p>
     <w:p>
       <w:r>
-        <w:t>Detta klagomål behandlar höga naturvärden i avverkningsanmälan Tyresta naturreservat med skogsbruk i Haninge kommun som inkom 2026-09-07 och omfattar 237,7 ha.</w:t>
+        <w:t>Detta klagomål behandlar höga naturvärden i avverkningsanmälan Tyresta naturreservat med skogsbruk i Haninge kommun som inkom 2026-09-08 och omfattar 237,7 ha.</w:t>
       </w:r>
     </w:p>
     <w:p>
@@ -178,7 +178,7 @@
       <w:r>
         <w:drawing>
           <wp:inline xmlns:a="http://schemas.openxmlformats.org/drawingml/2006/main" xmlns:pic="http://schemas.openxmlformats.org/drawingml/2006/picture">
-            <wp:extent cx="5486400" cy="4567140"/>
+            <wp:extent cx="5486400" cy="4561272"/>
             <wp:docPr id="1" name="Picture 1"/>
             <wp:cNvGraphicFramePr>
               <a:graphicFrameLocks noChangeAspect="1"/>
@@ -199,7 +199,7 @@
                   <pic:spPr>
                     <a:xfrm>
                       <a:off x="0" y="0"/>
-                      <a:ext cx="5486400" cy="4567140"/>
+                      <a:ext cx="5486400" cy="4561272"/>
                     </a:xfrm>
                     <a:prstGeom prst="rect"/>
                   </pic:spPr>
@@ -2873,7 +2873,7 @@
     <w:r>
       <w:tab/>
       <w:tab/>
-      <w:t>2026-09-07</w:t>
+      <w:t>2026-09-08</w:t>
       <w:br/>
       <w:br/>
     </w:r>

--- a/klagomål/Tyresta naturreservat med skogsbruk FSC-klagomål.docx
+++ b/klagomål/Tyresta naturreservat med skogsbruk FSC-klagomål.docx
@@ -168,7 +168,7 @@
     </w:p>
     <w:p>
       <w:r>
-        <w:t>Detta klagomål behandlar höga naturvärden i avverkningsanmälan Tyresta naturreservat med skogsbruk i Haninge kommun som inkom 2026-09-08 och omfattar 237,7 ha.</w:t>
+        <w:t>Detta klagomål behandlar höga naturvärden i avverkningsanmälan Tyresta naturreservat med skogsbruk i Haninge kommun som inkom 2026-09-09 och omfattar 237,7 ha.</w:t>
       </w:r>
     </w:p>
     <w:p>
@@ -2873,7 +2873,7 @@
     <w:r>
       <w:tab/>
       <w:tab/>
-      <w:t>2026-09-08</w:t>
+      <w:t>2026-09-09</w:t>
       <w:br/>
       <w:br/>
     </w:r>

--- a/klagomål/Tyresta naturreservat med skogsbruk FSC-klagomål.docx
+++ b/klagomål/Tyresta naturreservat med skogsbruk FSC-klagomål.docx
@@ -168,7 +168,7 @@
     </w:p>
     <w:p>
       <w:r>
-        <w:t>Detta klagomål behandlar höga naturvärden i avverkningsanmälan Tyresta naturreservat med skogsbruk i Haninge kommun som inkom 2026-09-09 och omfattar 237,7 ha.</w:t>
+        <w:t>Detta klagomål behandlar höga naturvärden i avverkningsanmälan Tyresta naturreservat med skogsbruk i Haninge kommun som inkom 2026-09-10 och omfattar 237,7 ha.</w:t>
       </w:r>
     </w:p>
     <w:p>
@@ -2873,7 +2873,7 @@
     <w:r>
       <w:tab/>
       <w:tab/>
-      <w:t>2026-09-09</w:t>
+      <w:t>2026-09-10</w:t>
       <w:br/>
       <w:br/>
     </w:r>

--- a/klagomål/Tyresta naturreservat med skogsbruk FSC-klagomål.docx
+++ b/klagomål/Tyresta naturreservat med skogsbruk FSC-klagomål.docx
@@ -168,7 +168,7 @@
     </w:p>
     <w:p>
       <w:r>
-        <w:t>Detta klagomål behandlar höga naturvärden i avverkningsanmälan Tyresta naturreservat med skogsbruk i Haninge kommun som inkom 2026-09-10 och omfattar 237,7 ha.</w:t>
+        <w:t>Detta klagomål behandlar höga naturvärden i avverkningsanmälan Tyresta naturreservat med skogsbruk i Haninge kommun som inkom 2026-09-11 och omfattar 237,7 ha.</w:t>
       </w:r>
     </w:p>
     <w:p>
@@ -2873,7 +2873,7 @@
     <w:r>
       <w:tab/>
       <w:tab/>
-      <w:t>2026-09-10</w:t>
+      <w:t>2026-09-11</w:t>
       <w:br/>
       <w:br/>
     </w:r>

--- a/klagomål/Tyresta naturreservat med skogsbruk FSC-klagomål.docx
+++ b/klagomål/Tyresta naturreservat med skogsbruk FSC-klagomål.docx
@@ -168,7 +168,7 @@
     </w:p>
     <w:p>
       <w:r>
-        <w:t>Detta klagomål behandlar höga naturvärden i avverkningsanmälan Tyresta naturreservat med skogsbruk i Haninge kommun som inkom 2026-09-11 och omfattar 237,7 ha.</w:t>
+        <w:t>Detta klagomål behandlar höga naturvärden i avverkningsanmälan Tyresta naturreservat med skogsbruk i Haninge kommun som inkom 2026-09-12 och omfattar 237,7 ha.</w:t>
       </w:r>
     </w:p>
     <w:p>
@@ -2873,7 +2873,7 @@
     <w:r>
       <w:tab/>
       <w:tab/>
-      <w:t>2026-09-11</w:t>
+      <w:t>2026-09-12</w:t>
       <w:br/>
       <w:br/>
     </w:r>

--- a/klagomål/Tyresta naturreservat med skogsbruk FSC-klagomål.docx
+++ b/klagomål/Tyresta naturreservat med skogsbruk FSC-klagomål.docx
@@ -168,7 +168,7 @@
     </w:p>
     <w:p>
       <w:r>
-        <w:t>Detta klagomål behandlar höga naturvärden i avverkningsanmälan Tyresta naturreservat med skogsbruk i Haninge kommun som inkom 2026-09-12 och omfattar 237,7 ha.</w:t>
+        <w:t>Detta klagomål behandlar höga naturvärden i avverkningsanmälan Tyresta naturreservat med skogsbruk i Haninge kommun som inkom 2026-09-13 och omfattar 237,7 ha.</w:t>
       </w:r>
     </w:p>
     <w:p>
@@ -2873,7 +2873,7 @@
     <w:r>
       <w:tab/>
       <w:tab/>
-      <w:t>2026-09-12</w:t>
+      <w:t>2026-09-13</w:t>
       <w:br/>
       <w:br/>
     </w:r>

--- a/klagomål/Tyresta naturreservat med skogsbruk FSC-klagomål.docx
+++ b/klagomål/Tyresta naturreservat med skogsbruk FSC-klagomål.docx
@@ -168,7 +168,7 @@
     </w:p>
     <w:p>
       <w:r>
-        <w:t>Detta klagomål behandlar höga naturvärden i avverkningsanmälan Tyresta naturreservat med skogsbruk i Haninge kommun som inkom 2026-09-13 och omfattar 237,7 ha.</w:t>
+        <w:t>Detta klagomål behandlar höga naturvärden i avverkningsanmälan Tyresta naturreservat med skogsbruk i Haninge kommun som inkom 2026-09-14 och omfattar 237,7 ha.</w:t>
       </w:r>
     </w:p>
     <w:p>
@@ -2873,7 +2873,7 @@
     <w:r>
       <w:tab/>
       <w:tab/>
-      <w:t>2026-09-13</w:t>
+      <w:t>2026-09-14</w:t>
       <w:br/>
       <w:br/>
     </w:r>

--- a/klagomål/Tyresta naturreservat med skogsbruk FSC-klagomål.docx
+++ b/klagomål/Tyresta naturreservat med skogsbruk FSC-klagomål.docx
@@ -168,7 +168,7 @@
     </w:p>
     <w:p>
       <w:r>
-        <w:t>Detta klagomål behandlar höga naturvärden i avverkningsanmälan Tyresta naturreservat med skogsbruk i Haninge kommun som inkom 2026-09-14 och omfattar 237,7 ha.</w:t>
+        <w:t>Detta klagomål behandlar höga naturvärden i avverkningsanmälan Tyresta naturreservat med skogsbruk i Haninge kommun som inkom 2026-09-15 och omfattar 237,7 ha.</w:t>
       </w:r>
     </w:p>
     <w:p>
@@ -2873,7 +2873,7 @@
     <w:r>
       <w:tab/>
       <w:tab/>
-      <w:t>2026-09-14</w:t>
+      <w:t>2026-09-15</w:t>
       <w:br/>
       <w:br/>
     </w:r>

--- a/klagomål/Tyresta naturreservat med skogsbruk FSC-klagomål.docx
+++ b/klagomål/Tyresta naturreservat med skogsbruk FSC-klagomål.docx
@@ -168,7 +168,7 @@
     </w:p>
     <w:p>
       <w:r>
-        <w:t>Detta klagomål behandlar höga naturvärden i avverkningsanmälan Tyresta naturreservat med skogsbruk i Haninge kommun som inkom 2026-09-15 och omfattar 237,7 ha.</w:t>
+        <w:t>Detta klagomål behandlar höga naturvärden i avverkningsanmälan Tyresta naturreservat med skogsbruk i Haninge kommun som inkom 2026-09-16 och omfattar 237,7 ha.</w:t>
       </w:r>
     </w:p>
     <w:p>
@@ -2873,7 +2873,7 @@
     <w:r>
       <w:tab/>
       <w:tab/>
-      <w:t>2026-09-15</w:t>
+      <w:t>2026-09-16</w:t>
       <w:br/>
       <w:br/>
     </w:r>

--- a/klagomål/Tyresta naturreservat med skogsbruk FSC-klagomål.docx
+++ b/klagomål/Tyresta naturreservat med skogsbruk FSC-klagomål.docx
@@ -168,7 +168,7 @@
     </w:p>
     <w:p>
       <w:r>
-        <w:t>Detta klagomål behandlar höga naturvärden i avverkningsanmälan Tyresta naturreservat med skogsbruk i Haninge kommun som inkom 2026-09-16 och omfattar 237,7 ha.</w:t>
+        <w:t>Detta klagomål behandlar höga naturvärden i avverkningsanmälan Tyresta naturreservat med skogsbruk i Haninge kommun som inkom 2026-09-17 och omfattar 237,7 ha.</w:t>
       </w:r>
     </w:p>
     <w:p>
@@ -2873,7 +2873,7 @@
     <w:r>
       <w:tab/>
       <w:tab/>
-      <w:t>2026-09-16</w:t>
+      <w:t>2026-09-17</w:t>
       <w:br/>
       <w:br/>
     </w:r>

--- a/klagomål/Tyresta naturreservat med skogsbruk FSC-klagomål.docx
+++ b/klagomål/Tyresta naturreservat med skogsbruk FSC-klagomål.docx
@@ -168,7 +168,7 @@
     </w:p>
     <w:p>
       <w:r>
-        <w:t>Detta klagomål behandlar höga naturvärden i avverkningsanmälan Tyresta naturreservat med skogsbruk i Haninge kommun som inkom 2026-09-17 och omfattar 237,7 ha.</w:t>
+        <w:t>Detta klagomål behandlar höga naturvärden i avverkningsanmälan Tyresta naturreservat med skogsbruk i Haninge kommun som inkom 2026-09-18 och omfattar 237,7 ha.</w:t>
       </w:r>
     </w:p>
     <w:p>
@@ -178,7 +178,7 @@
       <w:r>
         <w:drawing>
           <wp:inline xmlns:a="http://schemas.openxmlformats.org/drawingml/2006/main" xmlns:pic="http://schemas.openxmlformats.org/drawingml/2006/picture">
-            <wp:extent cx="5486400" cy="4561272"/>
+            <wp:extent cx="5486400" cy="4559192"/>
             <wp:docPr id="1" name="Picture 1"/>
             <wp:cNvGraphicFramePr>
               <a:graphicFrameLocks noChangeAspect="1"/>
@@ -199,7 +199,7 @@
                   <pic:spPr>
                     <a:xfrm>
                       <a:off x="0" y="0"/>
-                      <a:ext cx="5486400" cy="4561272"/>
+                      <a:ext cx="5486400" cy="4559192"/>
                     </a:xfrm>
                     <a:prstGeom prst="rect"/>
                   </pic:spPr>
@@ -2873,7 +2873,7 @@
     <w:r>
       <w:tab/>
       <w:tab/>
-      <w:t>2026-09-17</w:t>
+      <w:t>2026-09-18</w:t>
       <w:br/>
       <w:br/>
     </w:r>

--- a/klagomål/Tyresta naturreservat med skogsbruk FSC-klagomål.docx
+++ b/klagomål/Tyresta naturreservat med skogsbruk FSC-klagomål.docx
@@ -168,7 +168,7 @@
     </w:p>
     <w:p>
       <w:r>
-        <w:t>Detta klagomål behandlar höga naturvärden i avverkningsanmälan Tyresta naturreservat med skogsbruk i Haninge kommun som inkom 2026-09-18 och omfattar 237,7 ha.</w:t>
+        <w:t>Detta klagomål behandlar höga naturvärden i avverkningsanmälan Tyresta naturreservat med skogsbruk i Haninge kommun som inkom 2026-09-19 och omfattar 237,7 ha.</w:t>
       </w:r>
     </w:p>
     <w:p>
@@ -2873,7 +2873,7 @@
     <w:r>
       <w:tab/>
       <w:tab/>
-      <w:t>2026-09-18</w:t>
+      <w:t>2026-09-19</w:t>
       <w:br/>
       <w:br/>
     </w:r>

--- a/klagomål/Tyresta naturreservat med skogsbruk FSC-klagomål.docx
+++ b/klagomål/Tyresta naturreservat med skogsbruk FSC-klagomål.docx
@@ -168,7 +168,7 @@
     </w:p>
     <w:p>
       <w:r>
-        <w:t>Detta klagomål behandlar höga naturvärden i avverkningsanmälan Tyresta naturreservat med skogsbruk i Haninge kommun som inkom 2026-09-19 och omfattar 237,7 ha.</w:t>
+        <w:t>Detta klagomål behandlar höga naturvärden i avverkningsanmälan Tyresta naturreservat med skogsbruk i Haninge kommun som inkom 2026-09-20 och omfattar 237,7 ha.</w:t>
       </w:r>
     </w:p>
     <w:p>
@@ -2873,7 +2873,7 @@
     <w:r>
       <w:tab/>
       <w:tab/>
-      <w:t>2026-09-19</w:t>
+      <w:t>2026-09-20</w:t>
       <w:br/>
       <w:br/>
     </w:r>

--- a/klagomål/Tyresta naturreservat med skogsbruk FSC-klagomål.docx
+++ b/klagomål/Tyresta naturreservat med skogsbruk FSC-klagomål.docx
@@ -168,7 +168,7 @@
     </w:p>
     <w:p>
       <w:r>
-        <w:t>Detta klagomål behandlar höga naturvärden i avverkningsanmälan Tyresta naturreservat med skogsbruk i Haninge kommun som inkom 2026-09-20 och omfattar 237,7 ha.</w:t>
+        <w:t>Detta klagomål behandlar höga naturvärden i avverkningsanmälan Tyresta naturreservat med skogsbruk i Haninge kommun som inkom 2026-09-21 och omfattar 237,7 ha.</w:t>
       </w:r>
     </w:p>
     <w:p>
@@ -2873,7 +2873,7 @@
     <w:r>
       <w:tab/>
       <w:tab/>
-      <w:t>2026-09-20</w:t>
+      <w:t>2026-09-21</w:t>
       <w:br/>
       <w:br/>
     </w:r>

--- a/klagomål/Tyresta naturreservat med skogsbruk FSC-klagomål.docx
+++ b/klagomål/Tyresta naturreservat med skogsbruk FSC-klagomål.docx
@@ -168,7 +168,7 @@
     </w:p>
     <w:p>
       <w:r>
-        <w:t>Detta klagomål behandlar höga naturvärden i avverkningsanmälan Tyresta naturreservat med skogsbruk i Haninge kommun som inkom 2026-09-21 och omfattar 237,7 ha.</w:t>
+        <w:t>Detta klagomål behandlar höga naturvärden i avverkningsanmälan Tyresta naturreservat med skogsbruk i Haninge kommun som inkom 2026-09-22 och omfattar 237,7 ha.</w:t>
       </w:r>
     </w:p>
     <w:p>
@@ -2873,7 +2873,7 @@
     <w:r>
       <w:tab/>
       <w:tab/>
-      <w:t>2026-09-21</w:t>
+      <w:t>2026-09-22</w:t>
       <w:br/>
       <w:br/>
     </w:r>

--- a/klagomål/Tyresta naturreservat med skogsbruk FSC-klagomål.docx
+++ b/klagomål/Tyresta naturreservat med skogsbruk FSC-klagomål.docx
@@ -168,7 +168,7 @@
     </w:p>
     <w:p>
       <w:r>
-        <w:t>Detta klagomål behandlar höga naturvärden i avverkningsanmälan Tyresta naturreservat med skogsbruk i Haninge kommun som inkom 2026-09-22 och omfattar 237,7 ha.</w:t>
+        <w:t>Detta klagomål behandlar höga naturvärden i avverkningsanmälan Tyresta naturreservat med skogsbruk i Haninge kommun som inkom 2026-09-23 och omfattar 237,7 ha.</w:t>
       </w:r>
     </w:p>
     <w:p>
@@ -178,7 +178,7 @@
       <w:r>
         <w:drawing>
           <wp:inline xmlns:a="http://schemas.openxmlformats.org/drawingml/2006/main" xmlns:pic="http://schemas.openxmlformats.org/drawingml/2006/picture">
-            <wp:extent cx="5486400" cy="4559192"/>
+            <wp:extent cx="5486400" cy="4558784"/>
             <wp:docPr id="1" name="Picture 1"/>
             <wp:cNvGraphicFramePr>
               <a:graphicFrameLocks noChangeAspect="1"/>
@@ -199,7 +199,7 @@
                   <pic:spPr>
                     <a:xfrm>
                       <a:off x="0" y="0"/>
-                      <a:ext cx="5486400" cy="4559192"/>
+                      <a:ext cx="5486400" cy="4558784"/>
                     </a:xfrm>
                     <a:prstGeom prst="rect"/>
                   </pic:spPr>
@@ -2873,7 +2873,7 @@
     <w:r>
       <w:tab/>
       <w:tab/>
-      <w:t>2026-09-22</w:t>
+      <w:t>2026-09-23</w:t>
       <w:br/>
       <w:br/>
     </w:r>

--- a/klagomål/Tyresta naturreservat med skogsbruk FSC-klagomål.docx
+++ b/klagomål/Tyresta naturreservat med skogsbruk FSC-klagomål.docx
@@ -168,7 +168,7 @@
     </w:p>
     <w:p>
       <w:r>
-        <w:t>Detta klagomål behandlar höga naturvärden i avverkningsanmälan Tyresta naturreservat med skogsbruk i Haninge kommun som inkom 2026-09-23 och omfattar 237,7 ha.</w:t>
+        <w:t>Detta klagomål behandlar höga naturvärden i avverkningsanmälan Tyresta naturreservat med skogsbruk i Haninge kommun som inkom 2026-09-24 och omfattar 237,7 ha.</w:t>
       </w:r>
     </w:p>
     <w:p>
@@ -178,7 +178,7 @@
       <w:r>
         <w:drawing>
           <wp:inline xmlns:a="http://schemas.openxmlformats.org/drawingml/2006/main" xmlns:pic="http://schemas.openxmlformats.org/drawingml/2006/picture">
-            <wp:extent cx="5486400" cy="4558784"/>
+            <wp:extent cx="5486400" cy="4540426"/>
             <wp:docPr id="1" name="Picture 1"/>
             <wp:cNvGraphicFramePr>
               <a:graphicFrameLocks noChangeAspect="1"/>
@@ -199,7 +199,7 @@
                   <pic:spPr>
                     <a:xfrm>
                       <a:off x="0" y="0"/>
-                      <a:ext cx="5486400" cy="4558784"/>
+                      <a:ext cx="5486400" cy="4540426"/>
                     </a:xfrm>
                     <a:prstGeom prst="rect"/>
                   </pic:spPr>
@@ -221,7 +221,7 @@
     </w:p>
     <w:p>
       <w:r>
-        <w:t>I och inom 25 meter från avverkningsanmälan finns fynd av 71 naturvårdsarter, varav 37 är rödlistade, 26 är fridlysta, 36 är typiska (T) och 16 är signalarter (S): brandnäva (EN), koppartaggsvamp (EN), garnlav (VU, T), goliatmusseron (VU, T), grangråticka (VU, T), hasselsnok (VU, §4a), jättemusseron (VU), knärot (VU, T, §8), lakritsmusseron (VU, T), mindre bastardsvärmare (VU), rotfingersvamp (VU), skrovlig taggsvamp (VU), blå taggsvamp (NT, T), dofttaggsvamp (NT, T), dropptaggsvamp (NT, T), fjällig taggsvamp s.str. (NT), fyrflikig jordstjärna (NT, T), grantaggsvamp (NT), jungfrulin (NT), järnsparv (NT, §4), mindre hackspett (NT, T, §4), motaggsvamp (NT, T), orange taggsvamp (NT, T), reliktbock (NT, T), skogshare (NT), svartvit taggsvamp (NT), svedjenäva (NT, T), sårläka (NT, T), tallkötticka (NT), tallticka (NT, T), talltita (NT, §4), tjockfotad fingersvamp (NT), ullticka (NT, T), vedskivlav (NT, T), vedtrappmossa (NT, T), vintertagging (NT), älg (NT), blodticka (S, T), blomkålssvamp (S), brandticka (S), grovticka (S, T), grön sköldmossa (S, T, §8), grönpyrola (S, T), kambräken (S, T), kamjordstjärna (S), korallrot (S, T, §8), mindre märgborre (S, T), plattlummer (S, T, §9), rödgul trumpetsvamp (S), spindelblomster (S, T, §8), vedticka (S, T), vätteros (S, T), zontaggsvamp (S), linnea (T), mattlummer (T, §9), nattskärra (T, §4), spillkråka (T, §4), tjäder (T, §4), tofsmes (T, §4), havsörn (§4), kungsfågel (§4), trädlärka (§4), huggorm (§6), kopparödla (§6), mindre vattensalamander (§6), vanlig groda (§6), vanlig padda (§6), vanlig snok (§6), fläcknycklar (§8), lopplummer (aggregat) (§9) och revlummer (§9). Se Figur 1.</w:t>
+        <w:t>I och inom 25 meter från avverkningsanmälan finns fynd av 72 naturvårdsarter, varav 37 är rödlistade, 26 är fridlysta, 37 är typiska (T) och 17 är signalarter (S): brandnäva (EN), koppartaggsvamp (EN), garnlav (VU, T), goliatmusseron (VU, T), grangråticka (VU, T), hasselsnok (VU, §4a), jättemusseron (VU), knärot (VU, T, §8), lakritsmusseron (VU, T), mindre bastardsvärmare (VU), rotfingersvamp (VU), skrovlig taggsvamp (VU), blå taggsvamp (NT, T), dofttaggsvamp (NT, T), dropptaggsvamp (NT, T), fjällig taggsvamp s.str. (NT), fyrflikig jordstjärna (NT, T), grantaggsvamp (NT), jungfrulin (NT), järnsparv (NT, §4), mindre hackspett (NT, T, §4), motaggsvamp (NT, T), orange taggsvamp (NT, T), reliktbock (NT, T), skogshare (NT), svartvit taggsvamp (NT), svedjenäva (NT, T), sårläka (NT, T), tallkötticka (NT), tallticka (NT, T), talltita (NT, §4), tjockfotad fingersvamp (NT), ullticka (NT, T), vedskivlav (NT, T), vedtrappmossa (NT, T), vintertagging (NT), älg (NT), blodticka (S, T), blomkålssvamp (S), blåmossa (S, T), brandticka (S), grovticka (S, T), grön sköldmossa (S, T, §8), grönpyrola (S, T), kambräken (S, T), kamjordstjärna (S), korallrot (S, T, §8), mindre märgborre (S, T), plattlummer (S, T, §9), rödgul trumpetsvamp (S), spindelblomster (S, T, §8), vedticka (S, T), vätteros (S, T), zontaggsvamp (S), linnea (T), mattlummer (T, §9), nattskärra (T, §4), spillkråka (T, §4), tjäder (T, §4), tofsmes (T, §4), havsörn (§4), kungsfågel (§4), trädlärka (§4), huggorm (§6), kopparödla (§6), mindre vattensalamander (§6), vanlig groda (§6), vanlig padda (§6), vanlig snok (§6), fläcknycklar (§8), lopplummer (aggregat) (§9) och revlummer (§9). Se Figur 1.</w:t>
       </w:r>
     </w:p>
     <w:p>
@@ -956,6 +956,35 @@
         <w:rPr>
           <w:b/>
         </w:rPr>
+        <w:t xml:space="preserve">Blåmossa </w:t>
+      </w:r>
+      <w:r>
+        <w:t xml:space="preserve">har karaktäristiska kuddar som är lätta att se på långt håll. Mycket stora kuddar, större än 0,5 meter i höjd, indikerar höga naturvärden där skogen har en lång period av orördhet oh stabila miljöförhållanden. Mossan växer under gynnsamma omständigheter cirka 1 centimeter per år och stora kuddar kan därför indirekt visa att lokalen varit lämplig under en lång tid. Blåmossa är typisk art för </w:t>
+      </w:r>
+      <w:r>
+        <w:rPr>
+          <w:i/>
+        </w:rPr>
+        <w:t>9010 Taiga, 9080 Lövsumpskog</w:t>
+      </w:r>
+      <w:r>
+        <w:t xml:space="preserve"> och </w:t>
+      </w:r>
+      <w:r>
+        <w:rPr>
+          <w:i/>
+        </w:rPr>
+        <w:t>9750 Svämlövskog</w:t>
+      </w:r>
+      <w:r>
+        <w:t xml:space="preserve"> (SLU Artdatabanken, 2025; Nitare &amp; Skogsstyrelsen, 2019).</w:t>
+      </w:r>
+    </w:p>
+    <w:p>
+      <w:r>
+        <w:rPr>
+          <w:b/>
+        </w:rPr>
         <w:t xml:space="preserve">Brandticka </w:t>
       </w:r>
       <w:r>
@@ -1499,7 +1528,7 @@
         <w:rPr>
           <w:i/>
         </w:rPr>
-        <w:t>I det avverkningsanmälda skogsområdet har 53 rödlistade arter och signalarter påträffats. Detta ska jämföras med Skogsstyrelsens uppföljning 2017 av nyckelbiotoper som visade att man i genomsnitt hittar 20,6 olika rödlistade arter och signalarter i en nyckelbiotop (Wijk, S. 2017. Biologisk mångfald i nyckelbiotoper – Resultat från inventeringen “Uppföljning biologisk mångfald” 2009–2015. Rapport 4/2017 Skogsstyrelsen, Jönköping).</w:t>
+        <w:t>I det avverkningsanmälda skogsområdet har 54 rödlistade arter och signalarter påträffats. Detta ska jämföras med Skogsstyrelsens uppföljning 2017 av nyckelbiotoper som visade att man i genomsnitt hittar 20,6 olika rödlistade arter och signalarter i en nyckelbiotop (Wijk, S. 2017. Biologisk mångfald i nyckelbiotoper – Resultat från inventeringen “Uppföljning biologisk mångfald” 2009–2015. Rapport 4/2017 Skogsstyrelsen, Jönköping).</w:t>
       </w:r>
     </w:p>
     <w:p>
@@ -1528,7 +1557,7 @@
         <w:rPr>
           <w:i/>
         </w:rPr>
-        <w:t>I det avverkningsanmälda skogsområdet har 71 naturvårdsarter varav 37 rödlistade arter sina livsmiljöer och växtplatser.</w:t>
+        <w:t>I det avverkningsanmälda skogsområdet har 72 naturvårdsarter varav 37 rödlistade arter sina livsmiljöer och växtplatser.</w:t>
       </w:r>
     </w:p>
     <w:p>
@@ -2873,7 +2902,7 @@
     <w:r>
       <w:tab/>
       <w:tab/>
-      <w:t>2026-09-23</w:t>
+      <w:t>2026-09-24</w:t>
       <w:br/>
       <w:br/>
     </w:r>

--- a/klagomål/Tyresta naturreservat med skogsbruk FSC-klagomål.docx
+++ b/klagomål/Tyresta naturreservat med skogsbruk FSC-klagomål.docx
@@ -168,7 +168,7 @@
     </w:p>
     <w:p>
       <w:r>
-        <w:t>Detta klagomål behandlar höga naturvärden i avverkningsanmälan Tyresta naturreservat med skogsbruk i Haninge kommun som inkom 2026-09-24 och omfattar 237,7 ha.</w:t>
+        <w:t>Detta klagomål behandlar höga naturvärden i avverkningsanmälan Tyresta naturreservat med skogsbruk i Haninge kommun som inkom 2026-09-25 och omfattar 237,7 ha.</w:t>
       </w:r>
     </w:p>
     <w:p>
@@ -178,7 +178,7 @@
       <w:r>
         <w:drawing>
           <wp:inline xmlns:a="http://schemas.openxmlformats.org/drawingml/2006/main" xmlns:pic="http://schemas.openxmlformats.org/drawingml/2006/picture">
-            <wp:extent cx="5486400" cy="4540426"/>
+            <wp:extent cx="5486400" cy="4511953"/>
             <wp:docPr id="1" name="Picture 1"/>
             <wp:cNvGraphicFramePr>
               <a:graphicFrameLocks noChangeAspect="1"/>
@@ -199,7 +199,7 @@
                   <pic:spPr>
                     <a:xfrm>
                       <a:off x="0" y="0"/>
-                      <a:ext cx="5486400" cy="4540426"/>
+                      <a:ext cx="5486400" cy="4511953"/>
                     </a:xfrm>
                     <a:prstGeom prst="rect"/>
                   </pic:spPr>
@@ -2902,7 +2902,7 @@
     <w:r>
       <w:tab/>
       <w:tab/>
-      <w:t>2026-09-24</w:t>
+      <w:t>2026-09-25</w:t>
       <w:br/>
       <w:br/>
     </w:r>

--- a/klagomål/Tyresta naturreservat med skogsbruk FSC-klagomål.docx
+++ b/klagomål/Tyresta naturreservat med skogsbruk FSC-klagomål.docx
@@ -168,7 +168,7 @@
     </w:p>
     <w:p>
       <w:r>
-        <w:t>Detta klagomål behandlar höga naturvärden i avverkningsanmälan Tyresta naturreservat med skogsbruk i Haninge kommun som inkom 2026-09-25 och omfattar 237,7 ha.</w:t>
+        <w:t>Detta klagomål behandlar höga naturvärden i avverkningsanmälan Tyresta naturreservat med skogsbruk i Haninge kommun som inkom 2026-09-26 och omfattar 237,7 ha.</w:t>
       </w:r>
     </w:p>
     <w:p>
@@ -2902,7 +2902,7 @@
     <w:r>
       <w:tab/>
       <w:tab/>
-      <w:t>2026-09-25</w:t>
+      <w:t>2026-09-26</w:t>
       <w:br/>
       <w:br/>
     </w:r>

--- a/klagomål/Tyresta naturreservat med skogsbruk FSC-klagomål.docx
+++ b/klagomål/Tyresta naturreservat med skogsbruk FSC-klagomål.docx
@@ -168,7 +168,7 @@
     </w:p>
     <w:p>
       <w:r>
-        <w:t>Detta klagomål behandlar höga naturvärden i avverkningsanmälan Tyresta naturreservat med skogsbruk i Haninge kommun som inkom 2026-09-26 och omfattar 237,7 ha.</w:t>
+        <w:t>Detta klagomål behandlar höga naturvärden i avverkningsanmälan Tyresta naturreservat med skogsbruk i Haninge kommun som inkom 2026-09-27 och omfattar 237,7 ha.</w:t>
       </w:r>
     </w:p>
     <w:p>
@@ -2902,7 +2902,7 @@
     <w:r>
       <w:tab/>
       <w:tab/>
-      <w:t>2026-09-26</w:t>
+      <w:t>2026-09-27</w:t>
       <w:br/>
       <w:br/>
     </w:r>

--- a/klagomål/Tyresta naturreservat med skogsbruk FSC-klagomål.docx
+++ b/klagomål/Tyresta naturreservat med skogsbruk FSC-klagomål.docx
@@ -168,7 +168,7 @@
     </w:p>
     <w:p>
       <w:r>
-        <w:t>Detta klagomål behandlar höga naturvärden i avverkningsanmälan Tyresta naturreservat med skogsbruk i Haninge kommun som inkom 2026-09-27 och omfattar 237,7 ha.</w:t>
+        <w:t>Detta klagomål behandlar höga naturvärden i avverkningsanmälan Tyresta naturreservat med skogsbruk i Haninge kommun som inkom 2026-09-28 och omfattar 237,7 ha.</w:t>
       </w:r>
     </w:p>
     <w:p>
@@ -2902,7 +2902,7 @@
     <w:r>
       <w:tab/>
       <w:tab/>
-      <w:t>2026-09-27</w:t>
+      <w:t>2026-09-28</w:t>
       <w:br/>
       <w:br/>
     </w:r>

--- a/klagomål/Tyresta naturreservat med skogsbruk FSC-klagomål.docx
+++ b/klagomål/Tyresta naturreservat med skogsbruk FSC-klagomål.docx
@@ -168,7 +168,7 @@
     </w:p>
     <w:p>
       <w:r>
-        <w:t>Detta klagomål behandlar höga naturvärden i avverkningsanmälan Tyresta naturreservat med skogsbruk i Haninge kommun som inkom 2026-09-28 och omfattar 237,7 ha.</w:t>
+        <w:t>Detta klagomål behandlar höga naturvärden i avverkningsanmälan Tyresta naturreservat med skogsbruk i Haninge kommun som inkom 2026-09-29 och omfattar 237,7 ha.</w:t>
       </w:r>
     </w:p>
     <w:p>
@@ -2902,7 +2902,7 @@
     <w:r>
       <w:tab/>
       <w:tab/>
-      <w:t>2026-09-28</w:t>
+      <w:t>2026-09-29</w:t>
       <w:br/>
       <w:br/>
     </w:r>

--- a/klagomål/Tyresta naturreservat med skogsbruk FSC-klagomål.docx
+++ b/klagomål/Tyresta naturreservat med skogsbruk FSC-klagomål.docx
@@ -168,7 +168,7 @@
     </w:p>
     <w:p>
       <w:r>
-        <w:t>Detta klagomål behandlar höga naturvärden i avverkningsanmälan Tyresta naturreservat med skogsbruk i Haninge kommun som inkom 2026-09-29 och omfattar 237,7 ha.</w:t>
+        <w:t>Detta klagomål behandlar höga naturvärden i avverkningsanmälan Tyresta naturreservat med skogsbruk i Haninge kommun som inkom 2026-09-30 och omfattar 237,7 ha.</w:t>
       </w:r>
     </w:p>
     <w:p>
@@ -2902,7 +2902,7 @@
     <w:r>
       <w:tab/>
       <w:tab/>
-      <w:t>2026-09-29</w:t>
+      <w:t>2026-09-30</w:t>
       <w:br/>
       <w:br/>
     </w:r>

--- a/klagomål/Tyresta naturreservat med skogsbruk FSC-klagomål.docx
+++ b/klagomål/Tyresta naturreservat med skogsbruk FSC-klagomål.docx
@@ -168,7 +168,7 @@
     </w:p>
     <w:p>
       <w:r>
-        <w:t>Detta klagomål behandlar höga naturvärden i avverkningsanmälan Tyresta naturreservat med skogsbruk i Haninge kommun som inkom 2026-09-30 och omfattar 237,7 ha.</w:t>
+        <w:t>Detta klagomål behandlar höga naturvärden i avverkningsanmälan Tyresta naturreservat med skogsbruk i Haninge kommun som inkom 2026-10-01 och omfattar 237,7 ha.</w:t>
       </w:r>
     </w:p>
     <w:p>
@@ -2902,7 +2902,7 @@
     <w:r>
       <w:tab/>
       <w:tab/>
-      <w:t>2026-09-30</w:t>
+      <w:t>2026-10-01</w:t>
       <w:br/>
       <w:br/>
     </w:r>

--- a/klagomål/Tyresta naturreservat med skogsbruk FSC-klagomål.docx
+++ b/klagomål/Tyresta naturreservat med skogsbruk FSC-klagomål.docx
@@ -168,7 +168,7 @@
     </w:p>
     <w:p>
       <w:r>
-        <w:t>Detta klagomål behandlar höga naturvärden i avverkningsanmälan Tyresta naturreservat med skogsbruk i Haninge kommun som inkom 2026-10-01 och omfattar 237,7 ha.</w:t>
+        <w:t>Detta klagomål behandlar höga naturvärden i avverkningsanmälan Tyresta naturreservat med skogsbruk i Haninge kommun som inkom 2026-10-02 och omfattar 237,7 ha.</w:t>
       </w:r>
     </w:p>
     <w:p>
@@ -178,7 +178,7 @@
       <w:r>
         <w:drawing>
           <wp:inline xmlns:a="http://schemas.openxmlformats.org/drawingml/2006/main" xmlns:pic="http://schemas.openxmlformats.org/drawingml/2006/picture">
-            <wp:extent cx="5486400" cy="4511953"/>
+            <wp:extent cx="5486400" cy="4510396"/>
             <wp:docPr id="1" name="Picture 1"/>
             <wp:cNvGraphicFramePr>
               <a:graphicFrameLocks noChangeAspect="1"/>
@@ -199,7 +199,7 @@
                   <pic:spPr>
                     <a:xfrm>
                       <a:off x="0" y="0"/>
-                      <a:ext cx="5486400" cy="4511953"/>
+                      <a:ext cx="5486400" cy="4510396"/>
                     </a:xfrm>
                     <a:prstGeom prst="rect"/>
                   </pic:spPr>
@@ -2902,7 +2902,7 @@
     <w:r>
       <w:tab/>
       <w:tab/>
-      <w:t>2026-10-01</w:t>
+      <w:t>2026-10-02</w:t>
       <w:br/>
       <w:br/>
     </w:r>

--- a/klagomål/Tyresta naturreservat med skogsbruk FSC-klagomål.docx
+++ b/klagomål/Tyresta naturreservat med skogsbruk FSC-klagomål.docx
@@ -168,7 +168,7 @@
     </w:p>
     <w:p>
       <w:r>
-        <w:t>Detta klagomål behandlar höga naturvärden i avverkningsanmälan Tyresta naturreservat med skogsbruk i Haninge kommun som inkom 2026-10-02 och omfattar 237,7 ha.</w:t>
+        <w:t>Detta klagomål behandlar höga naturvärden i avverkningsanmälan Tyresta naturreservat med skogsbruk i Haninge kommun som inkom 2026-10-03 och omfattar 237,7 ha.</w:t>
       </w:r>
     </w:p>
     <w:p>
@@ -178,7 +178,7 @@
       <w:r>
         <w:drawing>
           <wp:inline xmlns:a="http://schemas.openxmlformats.org/drawingml/2006/main" xmlns:pic="http://schemas.openxmlformats.org/drawingml/2006/picture">
-            <wp:extent cx="5486400" cy="4510396"/>
+            <wp:extent cx="5486400" cy="4502955"/>
             <wp:docPr id="1" name="Picture 1"/>
             <wp:cNvGraphicFramePr>
               <a:graphicFrameLocks noChangeAspect="1"/>
@@ -199,7 +199,7 @@
                   <pic:spPr>
                     <a:xfrm>
                       <a:off x="0" y="0"/>
-                      <a:ext cx="5486400" cy="4510396"/>
+                      <a:ext cx="5486400" cy="4502955"/>
                     </a:xfrm>
                     <a:prstGeom prst="rect"/>
                   </pic:spPr>
@@ -2902,7 +2902,7 @@
     <w:r>
       <w:tab/>
       <w:tab/>
-      <w:t>2026-10-02</w:t>
+      <w:t>2026-10-03</w:t>
       <w:br/>
       <w:br/>
     </w:r>

--- a/klagomål/Tyresta naturreservat med skogsbruk FSC-klagomål.docx
+++ b/klagomål/Tyresta naturreservat med skogsbruk FSC-klagomål.docx
@@ -168,7 +168,7 @@
     </w:p>
     <w:p>
       <w:r>
-        <w:t>Detta klagomål behandlar höga naturvärden i avverkningsanmälan Tyresta naturreservat med skogsbruk i Haninge kommun som inkom 2026-10-03 och omfattar 237,7 ha.</w:t>
+        <w:t>Detta klagomål behandlar höga naturvärden i avverkningsanmälan Tyresta naturreservat med skogsbruk i Haninge kommun som inkom 2026-10-04 och omfattar 237,7 ha.</w:t>
       </w:r>
     </w:p>
     <w:p>
@@ -2902,7 +2902,7 @@
     <w:r>
       <w:tab/>
       <w:tab/>
-      <w:t>2026-10-03</w:t>
+      <w:t>2026-10-04</w:t>
       <w:br/>
       <w:br/>
     </w:r>

--- a/klagomål/Tyresta naturreservat med skogsbruk FSC-klagomål.docx
+++ b/klagomål/Tyresta naturreservat med skogsbruk FSC-klagomål.docx
@@ -168,7 +168,7 @@
     </w:p>
     <w:p>
       <w:r>
-        <w:t>Detta klagomål behandlar höga naturvärden i avverkningsanmälan Tyresta naturreservat med skogsbruk i Haninge kommun som inkom 2026-10-04 och omfattar 237,7 ha.</w:t>
+        <w:t>Detta klagomål behandlar höga naturvärden i avverkningsanmälan Tyresta naturreservat med skogsbruk i Haninge kommun som inkom 2026-10-05 och omfattar 237,7 ha.</w:t>
       </w:r>
     </w:p>
     <w:p>
@@ -2902,7 +2902,7 @@
     <w:r>
       <w:tab/>
       <w:tab/>
-      <w:t>2026-10-04</w:t>
+      <w:t>2026-10-05</w:t>
       <w:br/>
       <w:br/>
     </w:r>

--- a/klagomål/Tyresta naturreservat med skogsbruk FSC-klagomål.docx
+++ b/klagomål/Tyresta naturreservat med skogsbruk FSC-klagomål.docx
@@ -168,7 +168,7 @@
     </w:p>
     <w:p>
       <w:r>
-        <w:t>Detta klagomål behandlar höga naturvärden i avverkningsanmälan Tyresta naturreservat med skogsbruk i Haninge kommun som inkom 2026-10-05 och omfattar 237,7 ha.</w:t>
+        <w:t>Detta klagomål behandlar höga naturvärden i avverkningsanmälan Tyresta naturreservat med skogsbruk i Haninge kommun som inkom 2026-10-06 och omfattar 237,7 ha.</w:t>
       </w:r>
     </w:p>
     <w:p>
@@ -178,7 +178,7 @@
       <w:r>
         <w:drawing>
           <wp:inline xmlns:a="http://schemas.openxmlformats.org/drawingml/2006/main" xmlns:pic="http://schemas.openxmlformats.org/drawingml/2006/picture">
-            <wp:extent cx="5486400" cy="4502955"/>
+            <wp:extent cx="5486400" cy="4484145"/>
             <wp:docPr id="1" name="Picture 1"/>
             <wp:cNvGraphicFramePr>
               <a:graphicFrameLocks noChangeAspect="1"/>
@@ -199,7 +199,7 @@
                   <pic:spPr>
                     <a:xfrm>
                       <a:off x="0" y="0"/>
-                      <a:ext cx="5486400" cy="4502955"/>
+                      <a:ext cx="5486400" cy="4484145"/>
                     </a:xfrm>
                     <a:prstGeom prst="rect"/>
                   </pic:spPr>
@@ -2902,7 +2902,7 @@
     <w:r>
       <w:tab/>
       <w:tab/>
-      <w:t>2026-10-05</w:t>
+      <w:t>2026-10-06</w:t>
       <w:br/>
       <w:br/>
     </w:r>

--- a/klagomål/Tyresta naturreservat med skogsbruk FSC-klagomål.docx
+++ b/klagomål/Tyresta naturreservat med skogsbruk FSC-klagomål.docx
@@ -168,7 +168,7 @@
     </w:p>
     <w:p>
       <w:r>
-        <w:t>Detta klagomål behandlar höga naturvärden i avverkningsanmälan Tyresta naturreservat med skogsbruk i Haninge kommun som inkom 2026-10-06 och omfattar 237,7 ha.</w:t>
+        <w:t>Detta klagomål behandlar höga naturvärden i avverkningsanmälan Tyresta naturreservat med skogsbruk i Haninge kommun som inkom 2026-10-07 och omfattar 237,7 ha.</w:t>
       </w:r>
     </w:p>
     <w:p>
@@ -178,7 +178,7 @@
       <w:r>
         <w:drawing>
           <wp:inline xmlns:a="http://schemas.openxmlformats.org/drawingml/2006/main" xmlns:pic="http://schemas.openxmlformats.org/drawingml/2006/picture">
-            <wp:extent cx="5486400" cy="4484145"/>
+            <wp:extent cx="5486400" cy="4464891"/>
             <wp:docPr id="1" name="Picture 1"/>
             <wp:cNvGraphicFramePr>
               <a:graphicFrameLocks noChangeAspect="1"/>
@@ -199,7 +199,7 @@
                   <pic:spPr>
                     <a:xfrm>
                       <a:off x="0" y="0"/>
-                      <a:ext cx="5486400" cy="4484145"/>
+                      <a:ext cx="5486400" cy="4464891"/>
                     </a:xfrm>
                     <a:prstGeom prst="rect"/>
                   </pic:spPr>
@@ -221,7 +221,7 @@
     </w:p>
     <w:p>
       <w:r>
-        <w:t>I och inom 25 meter från avverkningsanmälan finns fynd av 72 naturvårdsarter, varav 37 är rödlistade, 26 är fridlysta, 37 är typiska (T) och 17 är signalarter (S): brandnäva (EN), koppartaggsvamp (EN), garnlav (VU, T), goliatmusseron (VU, T), grangråticka (VU, T), hasselsnok (VU, §4a), jättemusseron (VU), knärot (VU, T, §8), lakritsmusseron (VU, T), mindre bastardsvärmare (VU), rotfingersvamp (VU), skrovlig taggsvamp (VU), blå taggsvamp (NT, T), dofttaggsvamp (NT, T), dropptaggsvamp (NT, T), fjällig taggsvamp s.str. (NT), fyrflikig jordstjärna (NT, T), grantaggsvamp (NT), jungfrulin (NT), järnsparv (NT, §4), mindre hackspett (NT, T, §4), motaggsvamp (NT, T), orange taggsvamp (NT, T), reliktbock (NT, T), skogshare (NT), svartvit taggsvamp (NT), svedjenäva (NT, T), sårläka (NT, T), tallkötticka (NT), tallticka (NT, T), talltita (NT, §4), tjockfotad fingersvamp (NT), ullticka (NT, T), vedskivlav (NT, T), vedtrappmossa (NT, T), vintertagging (NT), älg (NT), blodticka (S, T), blomkålssvamp (S), blåmossa (S, T), brandticka (S), grovticka (S, T), grön sköldmossa (S, T, §8), grönpyrola (S, T), kambräken (S, T), kamjordstjärna (S), korallrot (S, T, §8), mindre märgborre (S, T), plattlummer (S, T, §9), rödgul trumpetsvamp (S), spindelblomster (S, T, §8), vedticka (S, T), vätteros (S, T), zontaggsvamp (S), linnea (T), mattlummer (T, §9), nattskärra (T, §4), spillkråka (T, §4), tjäder (T, §4), tofsmes (T, §4), havsörn (§4), kungsfågel (§4), trädlärka (§4), huggorm (§6), kopparödla (§6), mindre vattensalamander (§6), vanlig groda (§6), vanlig padda (§6), vanlig snok (§6), fläcknycklar (§8), lopplummer (aggregat) (§9) och revlummer (§9). Se Figur 1.</w:t>
+        <w:t>I och inom 25 meter från avverkningsanmälan finns fynd av 73 naturvårdsarter, varav 38 är rödlistade, 26 är fridlysta, 37 är typiska (T) och 17 är signalarter (S): brandnäva (EN), koppartaggsvamp (EN), garnlav (VU, T), goliatmusseron (VU, T), grangråticka (VU, T), hasselsnok (VU, §4a), jättemusseron (VU), knärot (VU, T, §8), lakritsmusseron (VU, T), mindre bastardsvärmare (VU), rotfingersvamp (VU), skrovlig taggsvamp (VU), blå taggsvamp (NT, T), dofttaggsvamp (NT, T), dropptaggsvamp (NT, T), fjällig taggsvamp s.str. (NT), fyrflikig jordstjärna (NT, T), grantaggsvamp (NT), jungfrulin (NT), järnsparv (NT, §4), mindre hackspett (NT, T, §4), motaggsvamp (NT, T), orange taggsvamp (NT, T), reliktbock (NT, T), skarp dropptaggsvamp (NT), skogshare (NT), svartvit taggsvamp (NT), svedjenäva (NT, T), sårläka (NT, T), tallkötticka (NT), tallticka (NT, T), talltita (NT, §4), tjockfotad fingersvamp (NT), ullticka (NT, T), vedskivlav (NT, T), vedtrappmossa (NT, T), vintertagging (NT), älg (NT), blodticka (S, T), blomkålssvamp (S), blåmossa (S, T), brandticka (S), grovticka (S, T), grön sköldmossa (S, T, §8), grönpyrola (S, T), kambräken (S, T), kamjordstjärna (S), korallrot (S, T, §8), mindre märgborre (S, T), plattlummer (S, T, §9), rödgul trumpetsvamp (S), spindelblomster (S, T, §8), vedticka (S, T), vätteros (S, T), zontaggsvamp (S), linnea (T), mattlummer (T, §9), nattskärra (T, §4), spillkråka (T, §4), tjäder (T, §4), tofsmes (T, §4), havsörn (§4), kungsfågel (§4), trädlärka (§4), huggorm (§6), kopparödla (§6), mindre vattensalamander (§6), vanlig groda (§6), vanlig padda (§6), vanlig snok (§6), fläcknycklar (§8), lopplummer (aggregat) (§9) och revlummer (§9). Se Figur 1.</w:t>
       </w:r>
     </w:p>
     <w:p>
@@ -687,6 +687,17 @@
         <w:rPr>
           <w:b/>
         </w:rPr>
+        <w:t xml:space="preserve">Skarp dropptaggsvamp (NT) </w:t>
+      </w:r>
+      <w:r>
+        <w:t>bildar mykorrhiza med både gran och tall, främst i barrskogar med trädkontinuitet. Arten uppträder dels i näringsrik kalkbarrskog och dels i sur lavtallskog. Kalkbarrskogarna är ofta grandominerade, olikåldriga och skiktade på frisk mark med ett örtrikt vegetationsskikt. Lavtallskogarna är i regel magra, torra, ljusöppna och ofta brandpräglade. Den totala populationen i landet har minskat och bedöms fortsätta minska till följd av avverkning av äldre barrskogar. Arten har begränsad förmåga att återetablera sig efter slutavverkning eller andra storskaliga skogsbruksåtgärder. Det saknas indikationer på att arten långsiktigt kan etablera eller reproducera sig i skogsbestånd som brukas med metoder som trakthyggesbruk, markberedning, gödsling eller föryngring med förädlat plantmaterial. Minskningstakten för den svenska populationen bedöms vara nära gränsvärdet för Sårbar (VU) (SLU Artdatabanken, 2026).</w:t>
+      </w:r>
+    </w:p>
+    <w:p>
+      <w:r>
+        <w:rPr>
+          <w:b/>
+        </w:rPr>
         <w:t xml:space="preserve">Svartvit taggsvamp (NT) </w:t>
       </w:r>
       <w:r>
@@ -1528,7 +1539,7 @@
         <w:rPr>
           <w:i/>
         </w:rPr>
-        <w:t>I det avverkningsanmälda skogsområdet har 54 rödlistade arter och signalarter påträffats. Detta ska jämföras med Skogsstyrelsens uppföljning 2017 av nyckelbiotoper som visade att man i genomsnitt hittar 20,6 olika rödlistade arter och signalarter i en nyckelbiotop (Wijk, S. 2017. Biologisk mångfald i nyckelbiotoper – Resultat från inventeringen “Uppföljning biologisk mångfald” 2009–2015. Rapport 4/2017 Skogsstyrelsen, Jönköping).</w:t>
+        <w:t>I det avverkningsanmälda skogsområdet har 55 rödlistade arter och signalarter påträffats. Detta ska jämföras med Skogsstyrelsens uppföljning 2017 av nyckelbiotoper som visade att man i genomsnitt hittar 20,6 olika rödlistade arter och signalarter i en nyckelbiotop (Wijk, S. 2017. Biologisk mångfald i nyckelbiotoper – Resultat från inventeringen “Uppföljning biologisk mångfald” 2009–2015. Rapport 4/2017 Skogsstyrelsen, Jönköping).</w:t>
       </w:r>
     </w:p>
     <w:p>
@@ -1557,7 +1568,7 @@
         <w:rPr>
           <w:i/>
         </w:rPr>
-        <w:t>I det avverkningsanmälda skogsområdet har 72 naturvårdsarter varav 37 rödlistade arter sina livsmiljöer och växtplatser.</w:t>
+        <w:t>I det avverkningsanmälda skogsområdet har 73 naturvårdsarter varav 38 rödlistade arter sina livsmiljöer och växtplatser.</w:t>
       </w:r>
     </w:p>
     <w:p>
@@ -2902,7 +2913,7 @@
     <w:r>
       <w:tab/>
       <w:tab/>
-      <w:t>2026-10-06</w:t>
+      <w:t>2026-10-07</w:t>
       <w:br/>
       <w:br/>
     </w:r>

--- a/klagomål/Tyresta naturreservat med skogsbruk FSC-klagomål.docx
+++ b/klagomål/Tyresta naturreservat med skogsbruk FSC-klagomål.docx
@@ -168,7 +168,7 @@
     </w:p>
     <w:p>
       <w:r>
-        <w:t>Detta klagomål behandlar höga naturvärden i avverkningsanmälan Tyresta naturreservat med skogsbruk i Haninge kommun som inkom 2026-10-07 och omfattar 237,7 ha.</w:t>
+        <w:t>Detta klagomål behandlar höga naturvärden i avverkningsanmälan Tyresta naturreservat med skogsbruk i Haninge kommun som inkom 2026-10-08 och omfattar 237,7 ha.</w:t>
       </w:r>
     </w:p>
     <w:p>
@@ -178,7 +178,7 @@
       <w:r>
         <w:drawing>
           <wp:inline xmlns:a="http://schemas.openxmlformats.org/drawingml/2006/main" xmlns:pic="http://schemas.openxmlformats.org/drawingml/2006/picture">
-            <wp:extent cx="5486400" cy="4464891"/>
+            <wp:extent cx="5486400" cy="4457483"/>
             <wp:docPr id="1" name="Picture 1"/>
             <wp:cNvGraphicFramePr>
               <a:graphicFrameLocks noChangeAspect="1"/>
@@ -199,7 +199,7 @@
                   <pic:spPr>
                     <a:xfrm>
                       <a:off x="0" y="0"/>
-                      <a:ext cx="5486400" cy="4464891"/>
+                      <a:ext cx="5486400" cy="4457483"/>
                     </a:xfrm>
                     <a:prstGeom prst="rect"/>
                   </pic:spPr>
@@ -2913,7 +2913,7 @@
     <w:r>
       <w:tab/>
       <w:tab/>
-      <w:t>2026-10-07</w:t>
+      <w:t>2026-10-08</w:t>
       <w:br/>
       <w:br/>
     </w:r>

--- a/klagomål/Tyresta naturreservat med skogsbruk FSC-klagomål.docx
+++ b/klagomål/Tyresta naturreservat med skogsbruk FSC-klagomål.docx
@@ -168,7 +168,7 @@
     </w:p>
     <w:p>
       <w:r>
-        <w:t>Detta klagomål behandlar höga naturvärden i avverkningsanmälan Tyresta naturreservat med skogsbruk i Haninge kommun som inkom 2026-10-08 och omfattar 237,7 ha.</w:t>
+        <w:t>Detta klagomål behandlar höga naturvärden i avverkningsanmälan Tyresta naturreservat med skogsbruk i Haninge kommun som inkom 2026-10-09 och omfattar 237,7 ha.</w:t>
       </w:r>
     </w:p>
     <w:p>
@@ -178,7 +178,7 @@
       <w:r>
         <w:drawing>
           <wp:inline xmlns:a="http://schemas.openxmlformats.org/drawingml/2006/main" xmlns:pic="http://schemas.openxmlformats.org/drawingml/2006/picture">
-            <wp:extent cx="5486400" cy="4457483"/>
+            <wp:extent cx="5486400" cy="4285302"/>
             <wp:docPr id="1" name="Picture 1"/>
             <wp:cNvGraphicFramePr>
               <a:graphicFrameLocks noChangeAspect="1"/>
@@ -199,7 +199,7 @@
                   <pic:spPr>
                     <a:xfrm>
                       <a:off x="0" y="0"/>
-                      <a:ext cx="5486400" cy="4457483"/>
+                      <a:ext cx="5486400" cy="4285302"/>
                     </a:xfrm>
                     <a:prstGeom prst="rect"/>
                   </pic:spPr>
@@ -2913,7 +2913,7 @@
     <w:r>
       <w:tab/>
       <w:tab/>
-      <w:t>2026-10-08</w:t>
+      <w:t>2026-10-09</w:t>
       <w:br/>
       <w:br/>
     </w:r>

--- a/klagomål/Tyresta naturreservat med skogsbruk FSC-klagomål.docx
+++ b/klagomål/Tyresta naturreservat med skogsbruk FSC-klagomål.docx
@@ -168,7 +168,7 @@
     </w:p>
     <w:p>
       <w:r>
-        <w:t>Detta klagomål behandlar höga naturvärden i avverkningsanmälan Tyresta naturreservat med skogsbruk i Haninge kommun som inkom 2026-10-09 och omfattar 237,7 ha.</w:t>
+        <w:t>Detta klagomål behandlar höga naturvärden i avverkningsanmälan Tyresta naturreservat med skogsbruk i Haninge kommun som inkom 2026-10-10 och omfattar 237,7 ha.</w:t>
       </w:r>
     </w:p>
     <w:p>
@@ -178,7 +178,7 @@
       <w:r>
         <w:drawing>
           <wp:inline xmlns:a="http://schemas.openxmlformats.org/drawingml/2006/main" xmlns:pic="http://schemas.openxmlformats.org/drawingml/2006/picture">
-            <wp:extent cx="5486400" cy="4285302"/>
+            <wp:extent cx="5486400" cy="4290559"/>
             <wp:docPr id="1" name="Picture 1"/>
             <wp:cNvGraphicFramePr>
               <a:graphicFrameLocks noChangeAspect="1"/>
@@ -199,7 +199,7 @@
                   <pic:spPr>
                     <a:xfrm>
                       <a:off x="0" y="0"/>
-                      <a:ext cx="5486400" cy="4285302"/>
+                      <a:ext cx="5486400" cy="4290559"/>
                     </a:xfrm>
                     <a:prstGeom prst="rect"/>
                   </pic:spPr>
@@ -2913,7 +2913,7 @@
     <w:r>
       <w:tab/>
       <w:tab/>
-      <w:t>2026-10-09</w:t>
+      <w:t>2026-10-10</w:t>
       <w:br/>
       <w:br/>
     </w:r>

--- a/klagomål/Tyresta naturreservat med skogsbruk FSC-klagomål.docx
+++ b/klagomål/Tyresta naturreservat med skogsbruk FSC-klagomål.docx
@@ -168,7 +168,7 @@
     </w:p>
     <w:p>
       <w:r>
-        <w:t>Detta klagomål behandlar höga naturvärden i avverkningsanmälan Tyresta naturreservat med skogsbruk i Haninge kommun som inkom 2026-10-10 och omfattar 237,7 ha.</w:t>
+        <w:t>Detta klagomål behandlar höga naturvärden i avverkningsanmälan Tyresta naturreservat med skogsbruk i Haninge kommun som inkom 2026-10-11 och omfattar 237,7 ha.</w:t>
       </w:r>
     </w:p>
     <w:p>
@@ -178,7 +178,7 @@
       <w:r>
         <w:drawing>
           <wp:inline xmlns:a="http://schemas.openxmlformats.org/drawingml/2006/main" xmlns:pic="http://schemas.openxmlformats.org/drawingml/2006/picture">
-            <wp:extent cx="5486400" cy="4290559"/>
+            <wp:extent cx="5486400" cy="4276476"/>
             <wp:docPr id="1" name="Picture 1"/>
             <wp:cNvGraphicFramePr>
               <a:graphicFrameLocks noChangeAspect="1"/>
@@ -199,7 +199,7 @@
                   <pic:spPr>
                     <a:xfrm>
                       <a:off x="0" y="0"/>
-                      <a:ext cx="5486400" cy="4290559"/>
+                      <a:ext cx="5486400" cy="4276476"/>
                     </a:xfrm>
                     <a:prstGeom prst="rect"/>
                   </pic:spPr>
@@ -2913,7 +2913,7 @@
     <w:r>
       <w:tab/>
       <w:tab/>
-      <w:t>2026-10-10</w:t>
+      <w:t>2026-10-11</w:t>
       <w:br/>
       <w:br/>
     </w:r>

--- a/klagomål/Tyresta naturreservat med skogsbruk FSC-klagomål.docx
+++ b/klagomål/Tyresta naturreservat med skogsbruk FSC-klagomål.docx
@@ -168,7 +168,7 @@
     </w:p>
     <w:p>
       <w:r>
-        <w:t>Detta klagomål behandlar höga naturvärden i avverkningsanmälan Tyresta naturreservat med skogsbruk i Haninge kommun som inkom 2026-10-11 och omfattar 237,7 ha.</w:t>
+        <w:t>Detta klagomål behandlar höga naturvärden i avverkningsanmälan Tyresta naturreservat med skogsbruk i Haninge kommun som inkom 2026-10-12 och omfattar 237,7 ha.</w:t>
       </w:r>
     </w:p>
     <w:p>
@@ -2913,7 +2913,7 @@
     <w:r>
       <w:tab/>
       <w:tab/>
-      <w:t>2026-10-11</w:t>
+      <w:t>2026-10-12</w:t>
       <w:br/>
       <w:br/>
     </w:r>

--- a/klagomål/Tyresta naturreservat med skogsbruk FSC-klagomål.docx
+++ b/klagomål/Tyresta naturreservat med skogsbruk FSC-klagomål.docx
@@ -168,7 +168,7 @@
     </w:p>
     <w:p>
       <w:r>
-        <w:t>Detta klagomål behandlar höga naturvärden i avverkningsanmälan Tyresta naturreservat med skogsbruk i Haninge kommun som inkom 2026-10-12 och omfattar 237,7 ha.</w:t>
+        <w:t>Detta klagomål behandlar höga naturvärden i avverkningsanmälan Tyresta naturreservat med skogsbruk i Haninge kommun som inkom 2026-10-13 och omfattar 237,7 ha.</w:t>
       </w:r>
     </w:p>
     <w:p>
@@ -2913,7 +2913,7 @@
     <w:r>
       <w:tab/>
       <w:tab/>
-      <w:t>2026-10-12</w:t>
+      <w:t>2026-10-13</w:t>
       <w:br/>
       <w:br/>
     </w:r>

--- a/klagomål/Tyresta naturreservat med skogsbruk FSC-klagomål.docx
+++ b/klagomål/Tyresta naturreservat med skogsbruk FSC-klagomål.docx
@@ -168,7 +168,7 @@
     </w:p>
     <w:p>
       <w:r>
-        <w:t>Detta klagomål behandlar höga naturvärden i avverkningsanmälan Tyresta naturreservat med skogsbruk i Haninge kommun som inkom 2026-10-13 och omfattar 237,7 ha.</w:t>
+        <w:t>Detta klagomål behandlar höga naturvärden i avverkningsanmälan Tyresta naturreservat med skogsbruk i Haninge kommun som inkom 2026-10-14 och omfattar 237,7 ha.</w:t>
       </w:r>
     </w:p>
     <w:p>
@@ -178,7 +178,7 @@
       <w:r>
         <w:drawing>
           <wp:inline xmlns:a="http://schemas.openxmlformats.org/drawingml/2006/main" xmlns:pic="http://schemas.openxmlformats.org/drawingml/2006/picture">
-            <wp:extent cx="5486400" cy="4276476"/>
+            <wp:extent cx="5486400" cy="4270148"/>
             <wp:docPr id="1" name="Picture 1"/>
             <wp:cNvGraphicFramePr>
               <a:graphicFrameLocks noChangeAspect="1"/>
@@ -199,7 +199,7 @@
                   <pic:spPr>
                     <a:xfrm>
                       <a:off x="0" y="0"/>
-                      <a:ext cx="5486400" cy="4276476"/>
+                      <a:ext cx="5486400" cy="4270148"/>
                     </a:xfrm>
                     <a:prstGeom prst="rect"/>
                   </pic:spPr>
@@ -2913,7 +2913,7 @@
     <w:r>
       <w:tab/>
       <w:tab/>
-      <w:t>2026-10-13</w:t>
+      <w:t>2026-10-14</w:t>
       <w:br/>
       <w:br/>
     </w:r>

--- a/klagomål/Tyresta naturreservat med skogsbruk FSC-klagomål.docx
+++ b/klagomål/Tyresta naturreservat med skogsbruk FSC-klagomål.docx
@@ -168,7 +168,7 @@
     </w:p>
     <w:p>
       <w:r>
-        <w:t>Detta klagomål behandlar höga naturvärden i avverkningsanmälan Tyresta naturreservat med skogsbruk i Haninge kommun som inkom 2026-10-14 och omfattar 237,7 ha.</w:t>
+        <w:t>Detta klagomål behandlar höga naturvärden i avverkningsanmälan Tyresta naturreservat med skogsbruk i Haninge kommun som inkom 2026-10-16 och omfattar 237,7 ha.</w:t>
       </w:r>
     </w:p>
     <w:p>
@@ -178,7 +178,7 @@
       <w:r>
         <w:drawing>
           <wp:inline xmlns:a="http://schemas.openxmlformats.org/drawingml/2006/main" xmlns:pic="http://schemas.openxmlformats.org/drawingml/2006/picture">
-            <wp:extent cx="5486400" cy="4270148"/>
+            <wp:extent cx="5486400" cy="4258460"/>
             <wp:docPr id="1" name="Picture 1"/>
             <wp:cNvGraphicFramePr>
               <a:graphicFrameLocks noChangeAspect="1"/>
@@ -199,7 +199,7 @@
                   <pic:spPr>
                     <a:xfrm>
                       <a:off x="0" y="0"/>
-                      <a:ext cx="5486400" cy="4270148"/>
+                      <a:ext cx="5486400" cy="4258460"/>
                     </a:xfrm>
                     <a:prstGeom prst="rect"/>
                   </pic:spPr>
@@ -2913,7 +2913,7 @@
     <w:r>
       <w:tab/>
       <w:tab/>
-      <w:t>2026-10-14</w:t>
+      <w:t>2026-10-16</w:t>
       <w:br/>
       <w:br/>
     </w:r>

--- a/klagomål/Tyresta naturreservat med skogsbruk FSC-klagomål.docx
+++ b/klagomål/Tyresta naturreservat med skogsbruk FSC-klagomål.docx
@@ -168,7 +168,7 @@
     </w:p>
     <w:p>
       <w:r>
-        <w:t>Detta klagomål behandlar höga naturvärden i avverkningsanmälan Tyresta naturreservat med skogsbruk i Haninge kommun som inkom 2026-10-16 och omfattar 237,7 ha.</w:t>
+        <w:t>Detta klagomål behandlar höga naturvärden i avverkningsanmälan Tyresta naturreservat med skogsbruk i Haninge kommun som inkom 2026-10-17 och omfattar 237,7 ha.</w:t>
       </w:r>
     </w:p>
     <w:p>
@@ -178,7 +178,7 @@
       <w:r>
         <w:drawing>
           <wp:inline xmlns:a="http://schemas.openxmlformats.org/drawingml/2006/main" xmlns:pic="http://schemas.openxmlformats.org/drawingml/2006/picture">
-            <wp:extent cx="5486400" cy="4258460"/>
+            <wp:extent cx="5486400" cy="4248233"/>
             <wp:docPr id="1" name="Picture 1"/>
             <wp:cNvGraphicFramePr>
               <a:graphicFrameLocks noChangeAspect="1"/>
@@ -199,7 +199,7 @@
                   <pic:spPr>
                     <a:xfrm>
                       <a:off x="0" y="0"/>
-                      <a:ext cx="5486400" cy="4258460"/>
+                      <a:ext cx="5486400" cy="4248233"/>
                     </a:xfrm>
                     <a:prstGeom prst="rect"/>
                   </pic:spPr>
@@ -2913,7 +2913,7 @@
     <w:r>
       <w:tab/>
       <w:tab/>
-      <w:t>2026-10-16</w:t>
+      <w:t>2026-10-17</w:t>
       <w:br/>
       <w:br/>
     </w:r>

--- a/klagomål/Tyresta naturreservat med skogsbruk FSC-klagomål.docx
+++ b/klagomål/Tyresta naturreservat med skogsbruk FSC-klagomål.docx
@@ -168,7 +168,7 @@
     </w:p>
     <w:p>
       <w:r>
-        <w:t>Detta klagomål behandlar höga naturvärden i avverkningsanmälan Tyresta naturreservat med skogsbruk i Haninge kommun som inkom 2026-10-17 och omfattar 237,7 ha.</w:t>
+        <w:t>Detta klagomål behandlar höga naturvärden i avverkningsanmälan Tyresta naturreservat med skogsbruk i Haninge kommun som inkom 2026-10-18 och omfattar 237,7 ha.</w:t>
       </w:r>
     </w:p>
     <w:p>
@@ -2913,7 +2913,7 @@
     <w:r>
       <w:tab/>
       <w:tab/>
-      <w:t>2026-10-17</w:t>
+      <w:t>2026-10-18</w:t>
       <w:br/>
       <w:br/>
     </w:r>

--- a/klagomål/Tyresta naturreservat med skogsbruk FSC-klagomål.docx
+++ b/klagomål/Tyresta naturreservat med skogsbruk FSC-klagomål.docx
@@ -168,7 +168,7 @@
     </w:p>
     <w:p>
       <w:r>
-        <w:t>Detta klagomål behandlar höga naturvärden i avverkningsanmälan Tyresta naturreservat med skogsbruk i Haninge kommun som inkom 2026-10-18 och omfattar 237,7 ha.</w:t>
+        <w:t>Detta klagomål behandlar höga naturvärden i avverkningsanmälan Tyresta naturreservat med skogsbruk i Haninge kommun som inkom 2026-10-19 och omfattar 237,7 ha.</w:t>
       </w:r>
     </w:p>
     <w:p>
@@ -2913,7 +2913,7 @@
     <w:r>
       <w:tab/>
       <w:tab/>
-      <w:t>2026-10-18</w:t>
+      <w:t>2026-10-19</w:t>
       <w:br/>
       <w:br/>
     </w:r>

--- a/klagomål/Tyresta naturreservat med skogsbruk FSC-klagomål.docx
+++ b/klagomål/Tyresta naturreservat med skogsbruk FSC-klagomål.docx
@@ -168,7 +168,7 @@
     </w:p>
     <w:p>
       <w:r>
-        <w:t>Detta klagomål behandlar höga naturvärden i avverkningsanmälan Tyresta naturreservat med skogsbruk i Haninge kommun som inkom 2026-10-19 och omfattar 237,7 ha.</w:t>
+        <w:t>Detta klagomål behandlar höga naturvärden i avverkningsanmälan Tyresta naturreservat med skogsbruk i Haninge kommun som inkom 2026-10-20 och omfattar 237,7 ha.</w:t>
       </w:r>
     </w:p>
     <w:p>
@@ -2913,7 +2913,7 @@
     <w:r>
       <w:tab/>
       <w:tab/>
-      <w:t>2026-10-19</w:t>
+      <w:t>2026-10-20</w:t>
       <w:br/>
       <w:br/>
     </w:r>

--- a/klagomål/Tyresta naturreservat med skogsbruk FSC-klagomål.docx
+++ b/klagomål/Tyresta naturreservat med skogsbruk FSC-klagomål.docx
@@ -168,7 +168,7 @@
     </w:p>
     <w:p>
       <w:r>
-        <w:t>Detta klagomål behandlar höga naturvärden i avverkningsanmälan Tyresta naturreservat med skogsbruk i Haninge kommun som inkom 2026-10-20 och omfattar 237,7 ha.</w:t>
+        <w:t>Detta klagomål behandlar höga naturvärden i avverkningsanmälan Tyresta naturreservat med skogsbruk i Haninge kommun som inkom 2026-10-21 och omfattar 237,7 ha.</w:t>
       </w:r>
     </w:p>
     <w:p>
@@ -178,7 +178,7 @@
       <w:r>
         <w:drawing>
           <wp:inline xmlns:a="http://schemas.openxmlformats.org/drawingml/2006/main" xmlns:pic="http://schemas.openxmlformats.org/drawingml/2006/picture">
-            <wp:extent cx="5486400" cy="4248233"/>
+            <wp:extent cx="5486400" cy="4238324"/>
             <wp:docPr id="1" name="Picture 1"/>
             <wp:cNvGraphicFramePr>
               <a:graphicFrameLocks noChangeAspect="1"/>
@@ -199,7 +199,7 @@
                   <pic:spPr>
                     <a:xfrm>
                       <a:off x="0" y="0"/>
-                      <a:ext cx="5486400" cy="4248233"/>
+                      <a:ext cx="5486400" cy="4238324"/>
                     </a:xfrm>
                     <a:prstGeom prst="rect"/>
                   </pic:spPr>
@@ -2913,7 +2913,7 @@
     <w:r>
       <w:tab/>
       <w:tab/>
-      <w:t>2026-10-20</w:t>
+      <w:t>2026-10-21</w:t>
       <w:br/>
       <w:br/>
     </w:r>

--- a/klagomål/Tyresta naturreservat med skogsbruk FSC-klagomål.docx
+++ b/klagomål/Tyresta naturreservat med skogsbruk FSC-klagomål.docx
@@ -168,7 +168,7 @@
     </w:p>
     <w:p>
       <w:r>
-        <w:t>Detta klagomål behandlar höga naturvärden i avverkningsanmälan Tyresta naturreservat med skogsbruk i Haninge kommun som inkom 2026-10-21 och omfattar 237,7 ha.</w:t>
+        <w:t>Detta klagomål behandlar höga naturvärden i avverkningsanmälan Tyresta naturreservat med skogsbruk i Haninge kommun som inkom 2026-10-22 och omfattar 237,7 ha.</w:t>
       </w:r>
     </w:p>
     <w:p>
@@ -2913,7 +2913,7 @@
     <w:r>
       <w:tab/>
       <w:tab/>
-      <w:t>2026-10-21</w:t>
+      <w:t>2026-10-22</w:t>
       <w:br/>
       <w:br/>
     </w:r>

--- a/klagomål/Tyresta naturreservat med skogsbruk FSC-klagomål.docx
+++ b/klagomål/Tyresta naturreservat med skogsbruk FSC-klagomål.docx
@@ -168,7 +168,7 @@
     </w:p>
     <w:p>
       <w:r>
-        <w:t>Detta klagomål behandlar höga naturvärden i avverkningsanmälan Tyresta naturreservat med skogsbruk i Haninge kommun som inkom 2026-10-22 och omfattar 237,7 ha.</w:t>
+        <w:t>Detta klagomål behandlar höga naturvärden i avverkningsanmälan Tyresta naturreservat med skogsbruk i Haninge kommun som inkom 2026-10-23 och omfattar 237,7 ha.</w:t>
       </w:r>
     </w:p>
     <w:p>
@@ -2913,7 +2913,7 @@
     <w:r>
       <w:tab/>
       <w:tab/>
-      <w:t>2026-10-22</w:t>
+      <w:t>2026-10-23</w:t>
       <w:br/>
       <w:br/>
     </w:r>

--- a/klagomål/Tyresta naturreservat med skogsbruk FSC-klagomål.docx
+++ b/klagomål/Tyresta naturreservat med skogsbruk FSC-klagomål.docx
@@ -168,7 +168,7 @@
     </w:p>
     <w:p>
       <w:r>
-        <w:t>Detta klagomål behandlar höga naturvärden i avverkningsanmälan Tyresta naturreservat med skogsbruk i Haninge kommun som inkom 2026-10-23 och omfattar 237,7 ha.</w:t>
+        <w:t>Detta klagomål behandlar höga naturvärden i avverkningsanmälan Tyresta naturreservat med skogsbruk i Haninge kommun som inkom 2026-10-24 och omfattar 237,7 ha.</w:t>
       </w:r>
     </w:p>
     <w:p>
@@ -178,7 +178,7 @@
       <w:r>
         <w:drawing>
           <wp:inline xmlns:a="http://schemas.openxmlformats.org/drawingml/2006/main" xmlns:pic="http://schemas.openxmlformats.org/drawingml/2006/picture">
-            <wp:extent cx="5486400" cy="4238324"/>
+            <wp:extent cx="5486400" cy="4236388"/>
             <wp:docPr id="1" name="Picture 1"/>
             <wp:cNvGraphicFramePr>
               <a:graphicFrameLocks noChangeAspect="1"/>
@@ -199,7 +199,7 @@
                   <pic:spPr>
                     <a:xfrm>
                       <a:off x="0" y="0"/>
-                      <a:ext cx="5486400" cy="4238324"/>
+                      <a:ext cx="5486400" cy="4236388"/>
                     </a:xfrm>
                     <a:prstGeom prst="rect"/>
                   </pic:spPr>
@@ -221,7 +221,7 @@
     </w:p>
     <w:p>
       <w:r>
-        <w:t>I och inom 25 meter från avverkningsanmälan finns fynd av 73 naturvårdsarter, varav 38 är rödlistade, 26 är fridlysta, 37 är typiska (T) och 17 är signalarter (S): brandnäva (EN), koppartaggsvamp (EN), garnlav (VU, T), goliatmusseron (VU, T), grangråticka (VU, T), hasselsnok (VU, §4a), jättemusseron (VU), knärot (VU, T, §8), lakritsmusseron (VU, T), mindre bastardsvärmare (VU), rotfingersvamp (VU), skrovlig taggsvamp (VU), blå taggsvamp (NT, T), dofttaggsvamp (NT, T), dropptaggsvamp (NT, T), fjällig taggsvamp s.str. (NT), fyrflikig jordstjärna (NT, T), grantaggsvamp (NT), jungfrulin (NT), järnsparv (NT, §4), mindre hackspett (NT, T, §4), motaggsvamp (NT, T), orange taggsvamp (NT, T), reliktbock (NT, T), skarp dropptaggsvamp (NT), skogshare (NT), svartvit taggsvamp (NT), svedjenäva (NT, T), sårläka (NT, T), tallkötticka (NT), tallticka (NT, T), talltita (NT, §4), tjockfotad fingersvamp (NT), ullticka (NT, T), vedskivlav (NT, T), vedtrappmossa (NT, T), vintertagging (NT), älg (NT), blodticka (S, T), blomkålssvamp (S), blåmossa (S, T), brandticka (S), grovticka (S, T), grön sköldmossa (S, T, §8), grönpyrola (S, T), kambräken (S, T), kamjordstjärna (S), korallrot (S, T, §8), mindre märgborre (S, T), plattlummer (S, T, §9), rödgul trumpetsvamp (S), spindelblomster (S, T, §8), vedticka (S, T), vätteros (S, T), zontaggsvamp (S), linnea (T), mattlummer (T, §9), nattskärra (T, §4), spillkråka (T, §4), tjäder (T, §4), tofsmes (T, §4), havsörn (§4), kungsfågel (§4), trädlärka (§4), huggorm (§6), kopparödla (§6), mindre vattensalamander (§6), vanlig groda (§6), vanlig padda (§6), vanlig snok (§6), fläcknycklar (§8), lopplummer (aggregat) (§9) och revlummer (§9). Se Figur 1.</w:t>
+        <w:t>I och inom 25 meter från avverkningsanmälan finns fynd av 74 naturvårdsarter, varav 39 är rödlistade, 26 är fridlysta, 37 är typiska (T) och 17 är signalarter (S): brandnäva (EN), koppartaggsvamp (EN), garnlav (VU, T), goliatmusseron (VU, T), grangråticka (VU, T), hasselsnok (VU, §4a), jättemusseron (VU), knärot (VU, T, §8), lakritsmusseron (VU, T), mindre bastardsvärmare (VU), rotfingersvamp (VU), skrovlig taggsvamp (VU), blå taggsvamp (NT, T), dofttaggsvamp (NT, T), dropptaggsvamp (NT, T), fjällig taggsvamp s.str. (NT), fyrflikig jordstjärna (NT, T), grantaggsvamp (NT), jungfrulin (NT), järnsparv (NT, §4), mindre hackspett (NT, T, §4), motaggsvamp (NT, T), orange taggsvamp (NT, T), Phellodon aquiloniniger (NT), reliktbock (NT, T), skarp dropptaggsvamp (NT), skogshare (NT), svartvit taggsvamp (NT), svedjenäva (NT, T), sårläka (NT, T), tallkötticka (NT), tallticka (NT, T), talltita (NT, §4), tjockfotad fingersvamp (NT), ullticka (NT, T), vedskivlav (NT, T), vedtrappmossa (NT, T), vintertagging (NT), älg (NT), blodticka (S, T), blomkålssvamp (S), blåmossa (S, T), brandticka (S), grovticka (S, T), grön sköldmossa (S, T, §8), grönpyrola (S, T), kambräken (S, T), kamjordstjärna (S), korallrot (S, T, §8), mindre märgborre (S, T), plattlummer (S, T, §9), rödgul trumpetsvamp (S), spindelblomster (S, T, §8), vedticka (S, T), vätteros (S, T), zontaggsvamp (S), linnea (T), mattlummer (T, §9), nattskärra (T, §4), spillkråka (T, §4), tjäder (T, §4), tofsmes (T, §4), havsörn (§4), kungsfågel (§4), trädlärka (§4), huggorm (§6), kopparödla (§6), mindre vattensalamander (§6), vanlig groda (§6), vanlig padda (§6), vanlig snok (§6), fläcknycklar (§8), lopplummer (aggregat) (§9) och revlummer (§9). Se Figur 1.</w:t>
       </w:r>
     </w:p>
     <w:p>
@@ -657,6 +657,24 @@
       <w:r>
         <w:rPr>
           <w:b/>
+          <w:i/>
+        </w:rPr>
+        <w:t xml:space="preserve">Phellodon aquiloniniger </w:t>
+      </w:r>
+      <w:r>
+        <w:rPr>
+          <w:b/>
+        </w:rPr>
+        <w:t xml:space="preserve">(NT) </w:t>
+      </w:r>
+      <w:r>
+        <w:t>är en taggsvamp som bildar mykorrhiza med tall, eventuellt även med gran, i sandtallskog och annan näringsfattig äldre tallskog och barrblandskog. Den totala populationen i landet bedöms ha minskat och förväntas fortsätta minska på grund av slutavverkning av äldre barrskog och kontinuitetsskog. Arten har begränsad förmåga att återetablera sig efter slutavverkning eller andra storskaliga skogsbruksåtgärder, och det finns inga indikationer på att den långsiktigt kan etablera eller reproducera sig i bestånd som brukas med trakthyggesmetoder, markberedning, gödsling eller förädlat plantmaterial. Uppfyller kriterierna för att bli rödlistad på grund av ny kunskap som visar att en större andel av populationen än tidigare bedömt är knuten till kontinuitetsbarrskog. Minskningstakten för den svenska populationen bedöms vara nära gränsvärdet för sårbar (VU) (SLU Artdatabanken, 2026).</w:t>
+      </w:r>
+    </w:p>
+    <w:p>
+      <w:r>
+        <w:rPr>
+          <w:b/>
         </w:rPr>
         <w:t>Reliktbock (NT)</w:t>
       </w:r>
@@ -1539,7 +1557,7 @@
         <w:rPr>
           <w:i/>
         </w:rPr>
-        <w:t>I det avverkningsanmälda skogsområdet har 55 rödlistade arter och signalarter påträffats. Detta ska jämföras med Skogsstyrelsens uppföljning 2017 av nyckelbiotoper som visade att man i genomsnitt hittar 20,6 olika rödlistade arter och signalarter i en nyckelbiotop (Wijk, S. 2017. Biologisk mångfald i nyckelbiotoper – Resultat från inventeringen “Uppföljning biologisk mångfald” 2009–2015. Rapport 4/2017 Skogsstyrelsen, Jönköping).</w:t>
+        <w:t>I det avverkningsanmälda skogsområdet har 56 rödlistade arter och signalarter påträffats. Detta ska jämföras med Skogsstyrelsens uppföljning 2017 av nyckelbiotoper som visade att man i genomsnitt hittar 20,6 olika rödlistade arter och signalarter i en nyckelbiotop (Wijk, S. 2017. Biologisk mångfald i nyckelbiotoper – Resultat från inventeringen “Uppföljning biologisk mångfald” 2009–2015. Rapport 4/2017 Skogsstyrelsen, Jönköping).</w:t>
       </w:r>
     </w:p>
     <w:p>
@@ -1568,7 +1586,7 @@
         <w:rPr>
           <w:i/>
         </w:rPr>
-        <w:t>I det avverkningsanmälda skogsområdet har 73 naturvårdsarter varav 38 rödlistade arter sina livsmiljöer och växtplatser.</w:t>
+        <w:t>I det avverkningsanmälda skogsområdet har 74 naturvårdsarter varav 39 rödlistade arter sina livsmiljöer och växtplatser.</w:t>
       </w:r>
     </w:p>
     <w:p>
@@ -2913,7 +2931,7 @@
     <w:r>
       <w:tab/>
       <w:tab/>
-      <w:t>2026-10-23</w:t>
+      <w:t>2026-10-24</w:t>
       <w:br/>
       <w:br/>
     </w:r>

--- a/klagomål/Tyresta naturreservat med skogsbruk FSC-klagomål.docx
+++ b/klagomål/Tyresta naturreservat med skogsbruk FSC-klagomål.docx
@@ -168,7 +168,7 @@
     </w:p>
     <w:p>
       <w:r>
-        <w:t>Detta klagomål behandlar höga naturvärden i avverkningsanmälan Tyresta naturreservat med skogsbruk i Haninge kommun som inkom 2026-10-24 och omfattar 237,7 ha.</w:t>
+        <w:t>Detta klagomål behandlar höga naturvärden i avverkningsanmälan Tyresta naturreservat med skogsbruk i Haninge kommun som inkom 2026-10-25 och omfattar 237,7 ha.</w:t>
       </w:r>
     </w:p>
     <w:p>
@@ -2931,7 +2931,7 @@
     <w:r>
       <w:tab/>
       <w:tab/>
-      <w:t>2026-10-24</w:t>
+      <w:t>2026-10-25</w:t>
       <w:br/>
       <w:br/>
     </w:r>

--- a/klagomål/Tyresta naturreservat med skogsbruk FSC-klagomål.docx
+++ b/klagomål/Tyresta naturreservat med skogsbruk FSC-klagomål.docx
@@ -168,7 +168,7 @@
     </w:p>
     <w:p>
       <w:r>
-        <w:t>Detta klagomål behandlar höga naturvärden i avverkningsanmälan Tyresta naturreservat med skogsbruk i Haninge kommun som inkom 2026-10-25 och omfattar 237,7 ha.</w:t>
+        <w:t>Detta klagomål behandlar höga naturvärden i avverkningsanmälan Tyresta naturreservat med skogsbruk i Haninge kommun som inkom 2026-10-26 och omfattar 237,7 ha.</w:t>
       </w:r>
     </w:p>
     <w:p>
@@ -2931,7 +2931,7 @@
     <w:r>
       <w:tab/>
       <w:tab/>
-      <w:t>2026-10-25</w:t>
+      <w:t>2026-10-26</w:t>
       <w:br/>
       <w:br/>
     </w:r>

--- a/klagomål/Tyresta naturreservat med skogsbruk FSC-klagomål.docx
+++ b/klagomål/Tyresta naturreservat med skogsbruk FSC-klagomål.docx
@@ -168,7 +168,7 @@
     </w:p>
     <w:p>
       <w:r>
-        <w:t>Detta klagomål behandlar höga naturvärden i avverkningsanmälan Tyresta naturreservat med skogsbruk i Haninge kommun som inkom 2026-10-26 och omfattar 237,7 ha.</w:t>
+        <w:t>Detta klagomål behandlar höga naturvärden i avverkningsanmälan Tyresta naturreservat med skogsbruk i Haninge kommun som inkom 2026-10-27 och omfattar 237,7 ha.</w:t>
       </w:r>
     </w:p>
     <w:p>
@@ -2931,7 +2931,7 @@
     <w:r>
       <w:tab/>
       <w:tab/>
-      <w:t>2026-10-26</w:t>
+      <w:t>2026-10-27</w:t>
       <w:br/>
       <w:br/>
     </w:r>

--- a/klagomål/Tyresta naturreservat med skogsbruk FSC-klagomål.docx
+++ b/klagomål/Tyresta naturreservat med skogsbruk FSC-klagomål.docx
@@ -168,7 +168,7 @@
     </w:p>
     <w:p>
       <w:r>
-        <w:t>Detta klagomål behandlar höga naturvärden i avverkningsanmälan Tyresta naturreservat med skogsbruk i Haninge kommun som inkom 2026-10-27 och omfattar 237,7 ha.</w:t>
+        <w:t>Detta klagomål behandlar höga naturvärden i avverkningsanmälan Tyresta naturreservat med skogsbruk i Haninge kommun som inkom 2026-10-28 och omfattar 237,7 ha.</w:t>
       </w:r>
     </w:p>
     <w:p>
@@ -2931,7 +2931,7 @@
     <w:r>
       <w:tab/>
       <w:tab/>
-      <w:t>2026-10-27</w:t>
+      <w:t>2026-10-28</w:t>
       <w:br/>
       <w:br/>
     </w:r>

--- a/klagomål/Tyresta naturreservat med skogsbruk FSC-klagomål.docx
+++ b/klagomål/Tyresta naturreservat med skogsbruk FSC-klagomål.docx
@@ -168,7 +168,7 @@
     </w:p>
     <w:p>
       <w:r>
-        <w:t>Detta klagomål behandlar höga naturvärden i avverkningsanmälan Tyresta naturreservat med skogsbruk i Haninge kommun som inkom 2026-10-28 och omfattar 237,7 ha.</w:t>
+        <w:t>Detta klagomål behandlar höga naturvärden i avverkningsanmälan Tyresta naturreservat med skogsbruk i Haninge kommun som inkom 2026-10-29 och omfattar 237,7 ha.</w:t>
       </w:r>
     </w:p>
     <w:p>
@@ -178,7 +178,7 @@
       <w:r>
         <w:drawing>
           <wp:inline xmlns:a="http://schemas.openxmlformats.org/drawingml/2006/main" xmlns:pic="http://schemas.openxmlformats.org/drawingml/2006/picture">
-            <wp:extent cx="5486400" cy="4236388"/>
+            <wp:extent cx="5486400" cy="4231577"/>
             <wp:docPr id="1" name="Picture 1"/>
             <wp:cNvGraphicFramePr>
               <a:graphicFrameLocks noChangeAspect="1"/>
@@ -199,7 +199,7 @@
                   <pic:spPr>
                     <a:xfrm>
                       <a:off x="0" y="0"/>
-                      <a:ext cx="5486400" cy="4236388"/>
+                      <a:ext cx="5486400" cy="4231577"/>
                     </a:xfrm>
                     <a:prstGeom prst="rect"/>
                   </pic:spPr>
@@ -2931,7 +2931,7 @@
     <w:r>
       <w:tab/>
       <w:tab/>
-      <w:t>2026-10-28</w:t>
+      <w:t>2026-10-29</w:t>
       <w:br/>
       <w:br/>
     </w:r>

--- a/klagomål/Tyresta naturreservat med skogsbruk FSC-klagomål.docx
+++ b/klagomål/Tyresta naturreservat med skogsbruk FSC-klagomål.docx
@@ -168,7 +168,7 @@
     </w:p>
     <w:p>
       <w:r>
-        <w:t>Detta klagomål behandlar höga naturvärden i avverkningsanmälan Tyresta naturreservat med skogsbruk i Haninge kommun som inkom 2026-10-29 och omfattar 237,7 ha.</w:t>
+        <w:t>Detta klagomål behandlar höga naturvärden i avverkningsanmälan Tyresta naturreservat med skogsbruk i Haninge kommun som inkom 2026-10-30 och omfattar 237,7 ha.</w:t>
       </w:r>
     </w:p>
     <w:p>
@@ -2931,7 +2931,7 @@
     <w:r>
       <w:tab/>
       <w:tab/>
-      <w:t>2026-10-29</w:t>
+      <w:t>2026-10-30</w:t>
       <w:br/>
       <w:br/>
     </w:r>

--- a/klagomål/Tyresta naturreservat med skogsbruk FSC-klagomål.docx
+++ b/klagomål/Tyresta naturreservat med skogsbruk FSC-klagomål.docx
@@ -168,7 +168,7 @@
     </w:p>
     <w:p>
       <w:r>
-        <w:t>Detta klagomål behandlar höga naturvärden i avverkningsanmälan Tyresta naturreservat med skogsbruk i Haninge kommun som inkom 2026-10-30 och omfattar 237,7 ha.</w:t>
+        <w:t>Detta klagomål behandlar höga naturvärden i avverkningsanmälan Tyresta naturreservat med skogsbruk i Haninge kommun som inkom 2026-10-31 och omfattar 237,7 ha.</w:t>
       </w:r>
     </w:p>
     <w:p>
@@ -2931,7 +2931,7 @@
     <w:r>
       <w:tab/>
       <w:tab/>
-      <w:t>2026-10-30</w:t>
+      <w:t>2026-10-31</w:t>
       <w:br/>
       <w:br/>
     </w:r>
